--- a/jdown/docx/odisea6_esqueria.docx
+++ b/jdown/docx/odisea6_esqueria.docx
@@ -18,7 +18,14 @@
         <w:t xml:space="preserve">Juan José Gómez Cadenas</w:t>
       </w:r>
     </w:p>
-    <w:bookmarkStart w:id="9" w:name="el-palacio-de-alcínoo"/>
+    <w:p>
+      <w:pPr>
+        <w:pStyle w:val="FirstParagraph"/>
+      </w:pPr>
+      <w:bookmarkStart w:id="9" w:name="cap:esqueria"/>
+      <w:bookmarkEnd w:id="9"/>
+    </w:p>
+    <w:bookmarkStart w:id="10" w:name="el-palacio-de-alcínoo"/>
     <w:p>
       <w:pPr>
         <w:pStyle w:val="Heading1"/>
@@ -124,7 +131,7 @@
         <w:t xml:space="preserve"> </w:t>
       </w:r>
       <w:r>
-        <w:t xml:space="preserve">feacios. Los puertos, las plazas, las naos niveleñas, las largas y altivas murallas. El exiliado, boquiabierto, comprende que ha llegado a un lugar civilizado, quizás el lugar más civilizado que ha visitado nunca. Si Nausícaa puede simbolizar el amor imposible, Esqueria, la tierra de los feacios, representa, creo, el paraíso perdido.</w:t>
+        <w:t xml:space="preserve">feacios. Los puertos, las plazas, las naos niveleñas, las largas y altivas murallas. El exiliado, boquiabierto, comprende que ha llegado a un lugar civilizado, quizás el lugar más civilizado que ha visitado nunca. Si Nausícaa puede simbolizar el amor imposible, Esqueria, la tierra de los feacios, representa el hogar que supera a Ítaca en todo, menos en la nostalgia.</w:t>
       </w:r>
     </w:p>
     <w:p>
@@ -184,7 +191,7 @@
         <w:pStyle w:val="FirstParagraph"/>
       </w:pPr>
       <w:r>
-        <w:t xml:space="preserve">La descripción de la fabulosa morada continúa por un buen rato y uno tiene la sospecha de que la casa de Ulises en Ítaca e incluso el palacio de Menelao en Esparta son chozas cabreras, comparadas con todo el esplendor que al náufrago se le ofrece. El Poeta, que a contable no le gana nadie cuando quiere ponerse a ello, no solo da una descripción minuciosa de ornamentos, oros, platas y bronces, sino que también hace recuento de esclavos, sirvientes, telas, perales, granados, manzanos, higueras, olivos y viñedos que dan exquisito vino. Jauja, en una palabra.</w:t>
+        <w:t xml:space="preserve">La descripción de la fabulosa morada continúa por un buen rato y uno tiene la sospecha de que la casa de Ulises en Ítaca e incluso el palacio de Menelao en Esparta son chozas cabreras, comparadas con todo el esplendor que al náufrago se le ofrece. El Poeta, que a contable no le gana nadie cuando quiere ponerse a ello, no solo da una descripción minuciosa de ornamentos, oros, platas y bronces, sino que también hace recuento de esclavos, sirvientes, telas, perales, granados, manzanos, higueras, olivos y viñedos que dan exquisito vino. Esqueria, en una palabra, es Jauja.</w:t>
       </w:r>
     </w:p>
     <w:p>
@@ -192,7 +199,7 @@
         <w:pStyle w:val="BodyText"/>
       </w:pPr>
       <w:r>
-        <w:t xml:space="preserve">El caso es que el héroe, siempre envuelto en niebla, se las compone para llegar al trono y allí abraza las rodillas de Arete y le dice:</w:t>
+        <w:t xml:space="preserve">El caso es que el héroe, siempre envuelto en la niebla de Atenea, se las compone para llegar al trono y allí abraza las rodillas de Arete y le dice:</w:t>
       </w:r>
     </w:p>
     <w:p>
@@ -253,6 +260,52 @@
       </w:pPr>
       <w:r>
         <w:t xml:space="preserve">Y Nolan la elimina de su historia.</w:t>
+      </w:r>
+    </w:p>
+    <w:p>
+      <w:pPr>
+        <w:pStyle w:val="BodyText"/>
+      </w:pPr>
+      <w:r>
+        <w:t xml:space="preserve">¿Por qué? El tema central de la película de Nolan puede resumirse así: la ley de Zeus obliga a los hombres a la</w:t>
+      </w:r>
+      <w:r>
+        <w:t xml:space="preserve"> </w:t>
+      </w:r>
+      <w:r>
+        <w:rPr>
+          <w:lang w:val="el"/>
+        </w:rPr>
+        <w:t xml:space="preserve">ξενία</w:t>
+      </w:r>
+      <w:r>
+        <w:t xml:space="preserve"> </w:t>
+      </w:r>
+      <w:r>
+        <w:t xml:space="preserve">(</w:t>
+      </w:r>
+      <w:r>
+        <w:rPr>
+          <w:i/>
+          <w:iCs/>
+        </w:rPr>
+        <w:t xml:space="preserve">xenía</w:t>
+      </w:r>
+      <w:r>
+        <w:t xml:space="preserve">), esto es, a ser hospitalarios —no por virtud, por cierto, sino por precaución, ya que el forastero al que se recibe bien podría ser un dios disfrazado—. Ulises y los aqueos toman Troya con un engaño, saltándose, según afirma el osado director, esa ley y precipitando la caída de la civilización y el final de la edad de bronce. Es una tesis un poco extrema, sobre todo porque aqueos y troyanos están en guerra y la treta del caballo no involucra una petición de hospitalidad sino un abuso del sentimiento religioso —o más plausiblemente del orgullo de los de Ilión que se sienten vencedores—. Pero el caso es que nuestro fílmico caballero se aferra a ella como a un clavo ardiendo. Quizás por eso suprime de la película uno de los capítulos más importantes de la</w:t>
+      </w:r>
+      <w:r>
+        <w:t xml:space="preserve"> </w:t>
+      </w:r>
+      <w:r>
+        <w:rPr>
+          <w:i/>
+          <w:iCs/>
+        </w:rPr>
+        <w:t xml:space="preserve">Odisea</w:t>
+      </w:r>
+      <w:r>
+        <w:t xml:space="preserve">, ya que Nausícaa y los feacios suponen un contraejemplo a su pesimismo. Y en mi opinión eso es un pecado capital, que puede suponerle a sir Christopher varios siglos de purgatorio. No solo elimina uno de los personajes más adorables —quizás el más adorable, en todos los sentidos— de la épica de Homero, sino que borra las pruebas que no le convienen a su narrativa.</w:t>
       </w:r>
     </w:p>
     <w:p>
@@ -854,8 +907,8 @@
         <w:t xml:space="preserve">con él su esposa de ley, aliñándole el lecho, se encama.</w:t>
       </w:r>
     </w:p>
-    <w:bookmarkEnd w:id="9"/>
-    <w:bookmarkStart w:id="12" w:name="bardos"/>
+    <w:bookmarkEnd w:id="10"/>
+    <w:bookmarkStart w:id="11" w:name="bardos"/>
     <w:p>
       <w:pPr>
         <w:pStyle w:val="Heading1"/>
@@ -1416,7 +1469,7 @@
         <w:pStyle w:val="FirstParagraph"/>
       </w:pPr>
       <w:r>
-        <w:t xml:space="preserve">Y eso es exactamente lo que va a ocurrir: la recompensa que los caprichosos dioses van a darles a los nobles feacios por cumplir a rajatabla la</w:t>
+        <w:t xml:space="preserve">Y eso es, en parte, lo que va a ocurrir: Poseidón convertirá en piedra la nave que devuelve a Odiseo. Alcínoo, temiendo que se cumpla también el resto de la profecía y una montaña cerque la ciudad, ordenará sacrificios para aplacar al dios. Tal es la recompensa que los caprichosos inmortales reservan a los nobles feacios por cumplir a rajatabla la</w:t>
       </w:r>
       <w:r>
         <w:t xml:space="preserve"> </w:t>
@@ -1429,7 +1482,7 @@
         <w:t xml:space="preserve">xenía</w:t>
       </w:r>
       <w:r>
-        <w:t xml:space="preserve">. Hundir sus naves y aislar para siempre Esqueria del mundo. ¿Por qué? Por una rabieta de Poseidón, que no puede soportar que, gracias a ellos, Ulises haya regresado a Ítaca.</w:t>
+        <w:t xml:space="preserve">.</w:t>
       </w:r>
     </w:p>
     <w:p>
@@ -1580,780 +1633,7 @@
         <w:t xml:space="preserve">Y a continuación, empieza a contar su historia.</w:t>
       </w:r>
     </w:p>
-    <w:p>
-      <w:pPr>
-        <w:pStyle w:val="BodyText"/>
-      </w:pPr>
-      <w:r>
-        <w:t xml:space="preserve">Permíteme, tolerante lectora, generoso lector, que abandone ahora la corte de los feacios y vuelva a Ítaca. En mi</w:t>
-      </w:r>
-      <w:r>
-        <w:t xml:space="preserve"> </w:t>
-      </w:r>
-      <w:r>
-        <w:rPr>
-          <w:i/>
-          <w:iCs/>
-        </w:rPr>
-        <w:t xml:space="preserve">Abandonando Ítaca</w:t>
-      </w:r>
-      <w:r>
-        <w:rPr>
-          <w:rStyle w:val="FootnoteReference"/>
-        </w:rPr>
-        <w:footnoteReference w:id="10"/>
-      </w:r>
-      <w:r>
-        <w:t xml:space="preserve">, el anciano Ulises recuerda:</w:t>
-      </w:r>
-    </w:p>
-    <w:p>
-      <w:pPr>
-        <w:pStyle w:val="BlockText"/>
-      </w:pPr>
-      <w:r>
-        <w:t xml:space="preserve">Durante muchas noches has contado tu historia,</w:t>
-      </w:r>
-      <w:r>
-        <w:br/>
-      </w:r>
-      <w:r>
-        <w:t xml:space="preserve">en la corte del padre de Nausícaa.</w:t>
-      </w:r>
-      <w:r>
-        <w:br/>
-      </w:r>
-      <w:r>
-        <w:t xml:space="preserve">Era un rey, pero tu memoria se niega a recordar el nombre.</w:t>
-      </w:r>
-      <w:r>
-        <w:br/>
-      </w:r>
-      <w:r>
-        <w:t xml:space="preserve">Te pasa cada vez más a menudo, primero le pasó a Laertes,</w:t>
-      </w:r>
-      <w:r>
-        <w:br/>
-      </w:r>
-      <w:r>
-        <w:t xml:space="preserve">olvidas el nombre de las personas,</w:t>
-      </w:r>
-      <w:r>
-        <w:br/>
-      </w:r>
-      <w:r>
-        <w:t xml:space="preserve">ya no puedes recordar las caras,</w:t>
-      </w:r>
-      <w:r>
-        <w:br/>
-      </w:r>
-      <w:r>
-        <w:t xml:space="preserve">ni puedes decir lo que hiciste ayer.</w:t>
-      </w:r>
-      <w:r>
-        <w:br/>
-      </w:r>
-      <w:r>
-        <w:t xml:space="preserve">En cambio, el pasado se muestra con colores tan vivos,</w:t>
-      </w:r>
-      <w:r>
-        <w:br/>
-      </w:r>
-      <w:r>
-        <w:t xml:space="preserve">que a menudo temes que los muertos se adueñen de los vivos.</w:t>
-      </w:r>
-    </w:p>
-    <w:p>
-      <w:pPr>
-        <w:pStyle w:val="BlockText"/>
-      </w:pPr>
-      <w:r>
-        <w:t xml:space="preserve">Sí, les contaste cómo empezó la Gran Guerra.</w:t>
-      </w:r>
-      <w:r>
-        <w:br/>
-      </w:r>
-      <w:r>
-        <w:t xml:space="preserve">Las razones fueron intrascendentes,</w:t>
-      </w:r>
-      <w:r>
-        <w:br/>
-      </w:r>
-      <w:r>
-        <w:t xml:space="preserve">y sin embargo tan inevitables.</w:t>
-      </w:r>
-      <w:r>
-        <w:br/>
-      </w:r>
-      <w:r>
-        <w:t xml:space="preserve">¿Cómo no creer en el destino, recordando cómo empezó todo?</w:t>
-      </w:r>
-      <w:r>
-        <w:br/>
-      </w:r>
-      <w:r>
-        <w:t xml:space="preserve">¿Cómo no pensar que todos los hombres son juguetes de la fatalidad?</w:t>
-      </w:r>
-    </w:p>
-    <w:p>
-      <w:pPr>
-        <w:pStyle w:val="BlockText"/>
-      </w:pPr>
-      <w:r>
-        <w:t xml:space="preserve">Ninguno de vosotros, reyes, se preocupó por Menelao,</w:t>
-      </w:r>
-      <w:r>
-        <w:br/>
-      </w:r>
-      <w:r>
-        <w:t xml:space="preserve">—que era más dulce con sus caballos que con su esposa—,</w:t>
-      </w:r>
-      <w:r>
-        <w:br/>
-      </w:r>
-      <w:r>
-        <w:t xml:space="preserve">y aún menos os gustaba su hermano, el retorcido Agamenón.</w:t>
-      </w:r>
-      <w:r>
-        <w:br/>
-      </w:r>
-      <w:r>
-        <w:t xml:space="preserve">Pero todos estabais atados por un juramento o, al menos,</w:t>
-      </w:r>
-      <w:r>
-        <w:br/>
-      </w:r>
-      <w:r>
-        <w:t xml:space="preserve">eso dijisteis a vuestros hijos y vuestras esposas</w:t>
-      </w:r>
-      <w:r>
-        <w:br/>
-      </w:r>
-      <w:r>
-        <w:t xml:space="preserve">y eso declarasteis en los templos, mientras vitoreaban vuestros súbditos</w:t>
-      </w:r>
-      <w:r>
-        <w:br/>
-      </w:r>
-      <w:r>
-        <w:t xml:space="preserve">y los sacerdotes asentían con solemnidad.</w:t>
-      </w:r>
-    </w:p>
-    <w:p>
-      <w:pPr>
-        <w:pStyle w:val="BlockText"/>
-      </w:pPr>
-      <w:r>
-        <w:t xml:space="preserve">El juramento era real. En la boda de Helena,</w:t>
-      </w:r>
-      <w:r>
-        <w:br/>
-      </w:r>
-      <w:r>
-        <w:t xml:space="preserve">se pidió a los pretendientes que establecieran un vínculo irrompible,</w:t>
-      </w:r>
-      <w:r>
-        <w:br/>
-      </w:r>
-      <w:r>
-        <w:t xml:space="preserve">con el que triunfase, ayudándole si alguna vez surgiese la necesidad.</w:t>
-      </w:r>
-      <w:r>
-        <w:br/>
-      </w:r>
-      <w:r>
-        <w:t xml:space="preserve">Y todos os comprometisteis, poniendo por testigos a los dioses.</w:t>
-      </w:r>
-      <w:r>
-        <w:br/>
-      </w:r>
-      <w:r>
-        <w:t xml:space="preserve">¿Cómo podías no hacerlo? Todos estabais convencidos</w:t>
-      </w:r>
-      <w:r>
-        <w:br/>
-      </w:r>
-      <w:r>
-        <w:t xml:space="preserve">de ser el elegido. Y el trato era dulce para el ganador, desposar</w:t>
-      </w:r>
-      <w:r>
-        <w:br/>
-      </w:r>
-      <w:r>
-        <w:t xml:space="preserve">la belleza y ganar el apoyo de los otros príncipes,</w:t>
-      </w:r>
-      <w:r>
-        <w:br/>
-      </w:r>
-      <w:r>
-        <w:t xml:space="preserve">¿quién podría resistirse a un trato así? No tú, orgulloso Ulises,</w:t>
-      </w:r>
-      <w:r>
-        <w:br/>
-      </w:r>
-      <w:r>
-        <w:t xml:space="preserve">el más inteligente de todos vosotros.</w:t>
-      </w:r>
-    </w:p>
-    <w:p>
-      <w:pPr>
-        <w:pStyle w:val="FirstParagraph"/>
-      </w:pPr>
-      <w:r>
-        <w:t xml:space="preserve">Viejo y amargado, Ulises no ha perdido la lucidez ni la capacidad de reírse de sí mismo.</w:t>
-      </w:r>
-    </w:p>
-    <w:p>
-      <w:pPr>
-        <w:pStyle w:val="BlockText"/>
-      </w:pPr>
-      <w:r>
-        <w:t xml:space="preserve">Últimamente has llegado a preguntarte</w:t>
-      </w:r>
-      <w:r>
-        <w:br/>
-      </w:r>
-      <w:r>
-        <w:t xml:space="preserve">si eras, después de todo, tan inteligente.</w:t>
-      </w:r>
-      <w:r>
-        <w:br/>
-      </w:r>
-      <w:r>
-        <w:t xml:space="preserve">Curioso, ahora que tus pensamientos</w:t>
-      </w:r>
-      <w:r>
-        <w:br/>
-      </w:r>
-      <w:r>
-        <w:t xml:space="preserve">son a menudo confusos y necesitas un esfuerzo para conversar,</w:t>
-      </w:r>
-      <w:r>
-        <w:br/>
-      </w:r>
-      <w:r>
-        <w:t xml:space="preserve">ahora que te adormeces tanto y que tu espíritu deambula con frecuencia,</w:t>
-      </w:r>
-      <w:r>
-        <w:br/>
-      </w:r>
-      <w:r>
-        <w:t xml:space="preserve">ahora que ves en los ojos de la familia y de los sirvientes,</w:t>
-      </w:r>
-      <w:r>
-        <w:br/>
-      </w:r>
-      <w:r>
-        <w:t xml:space="preserve">la compasión —¿o es la condescendencia?— hacia el anciano,</w:t>
-      </w:r>
-      <w:r>
-        <w:br/>
-      </w:r>
-      <w:r>
-        <w:t xml:space="preserve">apenas disfrazada de respetuosa preocupación,</w:t>
-      </w:r>
-      <w:r>
-        <w:br/>
-      </w:r>
-      <w:r>
-        <w:t xml:space="preserve">has llegado a dudar de muchas cosas</w:t>
-      </w:r>
-      <w:r>
-        <w:br/>
-      </w:r>
-      <w:r>
-        <w:t xml:space="preserve">que eran tan obvias en tu juventud.</w:t>
-      </w:r>
-    </w:p>
-    <w:p>
-      <w:pPr>
-        <w:pStyle w:val="BlockText"/>
-      </w:pPr>
-      <w:r>
-        <w:t xml:space="preserve">Y una de ellas es tu supuesta astucia.</w:t>
-      </w:r>
-      <w:r>
-        <w:br/>
-      </w:r>
-      <w:r>
-        <w:t xml:space="preserve">Claro que eras artero, y avispado,</w:t>
-      </w:r>
-      <w:r>
-        <w:br/>
-      </w:r>
-      <w:r>
-        <w:t xml:space="preserve">mucho más que los otros.</w:t>
-      </w:r>
-      <w:r>
-        <w:br/>
-      </w:r>
-      <w:r>
-        <w:t xml:space="preserve">Pero ¿era un logro tan grande?</w:t>
-      </w:r>
-      <w:r>
-        <w:br/>
-      </w:r>
-      <w:r>
-        <w:t xml:space="preserve">Al fin y al cabo, la mayoría de ellos eran montañas de carne,</w:t>
-      </w:r>
-      <w:r>
-        <w:br/>
-      </w:r>
-      <w:r>
-        <w:t xml:space="preserve">como el bueno de Áyax, o incluso Aquiles el divino,</w:t>
-      </w:r>
-      <w:r>
-        <w:br/>
-      </w:r>
-      <w:r>
-        <w:t xml:space="preserve">todo músculos y sin ningún ingenio. Pero, si eras tan inteligente,</w:t>
-      </w:r>
-      <w:r>
-        <w:br/>
-      </w:r>
-      <w:r>
-        <w:t xml:space="preserve">¿cómo no entendiste que la más hermosa mujer</w:t>
-      </w:r>
-      <w:r>
-        <w:br/>
-      </w:r>
-      <w:r>
-        <w:t xml:space="preserve">que jamás pisó la Tierra no iba a ser otorgada</w:t>
-      </w:r>
-      <w:r>
-        <w:br/>
-      </w:r>
-      <w:r>
-        <w:t xml:space="preserve">al pobre jefe de un islote, que solo podía ofrecer</w:t>
-      </w:r>
-      <w:r>
-        <w:br/>
-      </w:r>
-      <w:r>
-        <w:t xml:space="preserve">cabras, bravuconadas y sus trucos de sabelotodo?</w:t>
-      </w:r>
-    </w:p>
-    <w:p>
-      <w:pPr>
-        <w:pStyle w:val="BlockText"/>
-      </w:pPr>
-      <w:r>
-        <w:t xml:space="preserve">Finalmente, Helena fue para el mejor</w:t>
-      </w:r>
-      <w:r>
-        <w:br/>
-      </w:r>
-      <w:r>
-        <w:t xml:space="preserve">postor, como ha ocurrido siempre.</w:t>
-      </w:r>
-      <w:r>
-        <w:br/>
-      </w:r>
-      <w:r>
-        <w:t xml:space="preserve">Quizás se debatiese si era una mejor opción</w:t>
-      </w:r>
-      <w:r>
-        <w:br/>
-      </w:r>
-      <w:r>
-        <w:t xml:space="preserve">Aquiles, pero la verdad es que un gran héroe</w:t>
-      </w:r>
-      <w:r>
-        <w:br/>
-      </w:r>
-      <w:r>
-        <w:t xml:space="preserve">no es tan buena inversión como un rey poderoso.</w:t>
-      </w:r>
-      <w:r>
-        <w:br/>
-      </w:r>
-      <w:r>
-        <w:t xml:space="preserve">Así, Helena desposó al espartano,</w:t>
-      </w:r>
-      <w:r>
-        <w:br/>
-      </w:r>
-      <w:r>
-        <w:t xml:space="preserve">y todos regresaron a casa sintiéndose engañados,</w:t>
-      </w:r>
-      <w:r>
-        <w:br/>
-      </w:r>
-      <w:r>
-        <w:t xml:space="preserve">—incluso tú, que te habías forjado fama de embustero—</w:t>
-      </w:r>
-      <w:r>
-        <w:br/>
-      </w:r>
-      <w:r>
-        <w:t xml:space="preserve">y sin ninguna intención de cumplir vuestras promesas.</w:t>
-      </w:r>
-    </w:p>
-    <w:p>
-      <w:pPr>
-        <w:pStyle w:val="FirstParagraph"/>
-      </w:pPr>
-      <w:r>
-        <w:t xml:space="preserve">La competición por la mano de la bella Helena y el pacto posterior de los reyes no aparecen en Homero, sino bastante más tarde, en el</w:t>
-      </w:r>
-      <w:r>
-        <w:t xml:space="preserve"> </w:t>
-      </w:r>
-      <w:r>
-        <w:rPr>
-          <w:i/>
-          <w:iCs/>
-        </w:rPr>
-        <w:t xml:space="preserve">Catálogo de las mujeres</w:t>
-      </w:r>
-      <w:r>
-        <w:t xml:space="preserve"> </w:t>
-      </w:r>
-      <w:r>
-        <w:t xml:space="preserve">atribuido a Hesíodo (siglo VI a.C.), pero, dado cómo se las gastaban los caudillos aqueos, podía haber salido de la pluma —quiero decir el punzón— del Poeta. La vuelta de tuerca que nos ofrece el anciano Odiseo es esta:</w:t>
-      </w:r>
-    </w:p>
-    <w:p>
-      <w:pPr>
-        <w:pStyle w:val="BlockText"/>
-      </w:pPr>
-      <w:r>
-        <w:t xml:space="preserve">Solo que, cuando Agamenón llamó,</w:t>
-      </w:r>
-      <w:r>
-        <w:br/>
-      </w:r>
-      <w:r>
-        <w:t xml:space="preserve">no solamente recordó el juramento</w:t>
-      </w:r>
-      <w:r>
-        <w:br/>
-      </w:r>
-      <w:r>
-        <w:t xml:space="preserve">e invocó vuestro honor. No, también describió</w:t>
-      </w:r>
-      <w:r>
-        <w:br/>
-      </w:r>
-      <w:r>
-        <w:t xml:space="preserve">una maravillosa Troya, la ciudad de altos muros</w:t>
-      </w:r>
-      <w:r>
-        <w:br/>
-      </w:r>
-      <w:r>
-        <w:t xml:space="preserve">e incontables riquezas. Así que ayudar al amigo traicionado</w:t>
-      </w:r>
-      <w:r>
-        <w:br/>
-      </w:r>
-      <w:r>
-        <w:t xml:space="preserve">vino con un buen extra. Después de todo, el gran ejército aqueo</w:t>
-      </w:r>
-      <w:r>
-        <w:br/>
-      </w:r>
-      <w:r>
-        <w:t xml:space="preserve">no debería tener problemas para asaltar el lugar en pocas semanas,</w:t>
-      </w:r>
-      <w:r>
-        <w:br/>
-      </w:r>
-      <w:r>
-        <w:t xml:space="preserve">y los líderes se repartirían el inimaginable botín.</w:t>
-      </w:r>
-    </w:p>
-    <w:p>
-      <w:pPr>
-        <w:pStyle w:val="BlockText"/>
-      </w:pPr>
-      <w:r>
-        <w:t xml:space="preserve">Todos se engancharon con facilidad,</w:t>
-      </w:r>
-      <w:r>
-        <w:br/>
-      </w:r>
-      <w:r>
-        <w:t xml:space="preserve">al ser la codicia más poderosa que la envidia y el rencor,</w:t>
-      </w:r>
-      <w:r>
-        <w:br/>
-      </w:r>
-      <w:r>
-        <w:t xml:space="preserve">y, además, a todos os alegraba que Helena</w:t>
-      </w:r>
-      <w:r>
-        <w:br/>
-      </w:r>
-      <w:r>
-        <w:t xml:space="preserve">hubiese hecho cornudo al soberbio espartano;</w:t>
-      </w:r>
-      <w:r>
-        <w:br/>
-      </w:r>
-      <w:r>
-        <w:t xml:space="preserve">también os hacía felices vengar la ofensa a sangre y fuego,</w:t>
-      </w:r>
-      <w:r>
-        <w:br/>
-      </w:r>
-      <w:r>
-        <w:t xml:space="preserve">para que vuestras esposas, vuestras hijas y hermanas,</w:t>
-      </w:r>
-      <w:r>
-        <w:br/>
-      </w:r>
-      <w:r>
-        <w:t xml:space="preserve">tomasen buena nota de quién estaba al mando.</w:t>
-      </w:r>
-    </w:p>
-    <w:p>
-      <w:pPr>
-        <w:pStyle w:val="FirstParagraph"/>
-      </w:pPr>
-      <w:r>
-        <w:t xml:space="preserve">Este Ulises tiene muy poco que ver con el santo varón que nos pinta Nolan, obligado a seguir a Agamenón para evitar represalias. ¿Cuál de los dos te parece más convincente, juiciosa lectora, sosegado lector? El bueno de Matt Damon no da abasto poniéndole excusas a Penélope:</w:t>
-      </w:r>
-    </w:p>
-    <w:p>
-      <w:pPr>
-        <w:pStyle w:val="BodyText"/>
-      </w:pPr>
-      <w:r>
-        <w:t xml:space="preserve">—Tengo que ir o tomará represalias sobre mi familia.</w:t>
-      </w:r>
-    </w:p>
-    <w:p>
-      <w:pPr>
-        <w:pStyle w:val="BodyText"/>
-      </w:pPr>
-      <w:r>
-        <w:t xml:space="preserve">—Pues nos vamos todos —contesta Penélope—. En tu nave más veloz, rumbo al sol poniente.</w:t>
-      </w:r>
-    </w:p>
-    <w:p>
-      <w:pPr>
-        <w:pStyle w:val="BodyText"/>
-      </w:pPr>
-      <w:r>
-        <w:t xml:space="preserve">(sigue una bella escena con la familia sobre la cubierta del raudo navío, navegando hacia el horizonte).</w:t>
-      </w:r>
-    </w:p>
-    <w:p>
-      <w:pPr>
-        <w:pStyle w:val="BodyText"/>
-      </w:pPr>
-      <w:r>
-        <w:t xml:space="preserve">—No, que entonces tomaría represalias sobre mi pueblo.</w:t>
-      </w:r>
-    </w:p>
-    <w:p>
-      <w:pPr>
-        <w:pStyle w:val="BodyText"/>
-      </w:pPr>
-      <w:r>
-        <w:t xml:space="preserve">¡Cuánta nobleza, que no acaba de cuadrar con el tipo que urde la treta del caballo! ¿Pero y si lo de Troya fue un mal momento, una excepción, y si, como quiere Christopher, Odiseo es un buen tipo que tuvo un mal día? Regresemos a la corte de Alcínoo y veamos lo que hace Ulises nada más zarpar de Troya.</w:t>
-      </w:r>
-    </w:p>
-    <w:p>
-      <w:pPr>
-        <w:pStyle w:val="BlockText"/>
-      </w:pPr>
-      <w:r>
-        <w:t xml:space="preserve">El viento nos empujó de Ilión al lugar de los cícones,</w:t>
-      </w:r>
-      <w:r>
-        <w:br/>
-      </w:r>
-      <w:r>
-        <w:t xml:space="preserve">a Ismaro. Allí saqueé la ciudad, muerte di a sus civiles,</w:t>
-      </w:r>
-      <w:r>
-        <w:br/>
-      </w:r>
-      <w:r>
-        <w:t xml:space="preserve">y tras sacar de los muros mujeres, riqueza y vivires,</w:t>
-      </w:r>
-      <w:r>
-        <w:br/>
-      </w:r>
-      <w:r>
-        <w:t xml:space="preserve">partes hicimos, que a nadie en demanda por mengua me quise.</w:t>
-      </w:r>
-    </w:p>
-    <w:p>
-      <w:pPr>
-        <w:pStyle w:val="FirstParagraph"/>
-      </w:pPr>
-      <w:r>
-        <w:t xml:space="preserve">Nope, ni los diez años en las playas de Ilión ni el saqueo y destrucción de Troya han servido para que Ulises deje de ser un forajido. Si el incendio de la ciudad sagrada le ha producido algún trauma, eso no le impide entrar a sangre y fuego en el primer poblado que encuentra en su camino de vuelta. Podría argumentarse que lo hace porque los cícones eran aliados de los troyanos, pero la guerra ya ha terminado y, en todo caso, Ulises no nos ofrece razón alguna que justifique su conducta. Declara que entró a saquear, matar, incendiar y robar mujeres, como quien dice que fue a buscar tabaco.</w:t>
-      </w:r>
-    </w:p>
-    <w:p>
-      <w:pPr>
-        <w:pStyle w:val="BodyText"/>
-      </w:pPr>
-      <w:r>
-        <w:t xml:space="preserve">De vuelta en su isla, al anciano no le queda otra que reconocer la verdad:</w:t>
-      </w:r>
-    </w:p>
-    <w:p>
-      <w:pPr>
-        <w:pStyle w:val="BlockText"/>
-      </w:pPr>
-      <w:r>
-        <w:t xml:space="preserve">Al menos ahora eres lo bastante lúcido</w:t>
-      </w:r>
-      <w:r>
-        <w:br/>
-      </w:r>
-      <w:r>
-        <w:t xml:space="preserve">para no engañarte, como solías hacer</w:t>
-      </w:r>
-      <w:r>
-        <w:br/>
-      </w:r>
-      <w:r>
-        <w:t xml:space="preserve">cuando te imaginabas ser el gran Ulises,</w:t>
-      </w:r>
-      <w:r>
-        <w:br/>
-      </w:r>
-      <w:r>
-        <w:t xml:space="preserve">el héroe y el viajero y el amante de Circe.</w:t>
-      </w:r>
-      <w:r>
-        <w:br/>
-      </w:r>
-      <w:r>
-        <w:t xml:space="preserve">Cuando recuerdas, todo lo que ves</w:t>
-      </w:r>
-      <w:r>
-        <w:br/>
-      </w:r>
-      <w:r>
-        <w:t xml:space="preserve">es ruido y furia. Un matón cruel y astuto</w:t>
-      </w:r>
-      <w:r>
-        <w:br/>
-      </w:r>
-      <w:r>
-        <w:t xml:space="preserve">que tuvo más suerte que los demás.</w:t>
-      </w:r>
-    </w:p>
-    <w:p>
-      <w:pPr>
-        <w:pStyle w:val="BlockText"/>
-      </w:pPr>
-      <w:r>
-        <w:t xml:space="preserve">Tus manos aún estaban mojadas con sangre de troyanos,</w:t>
-      </w:r>
-      <w:r>
-        <w:br/>
-      </w:r>
-      <w:r>
-        <w:t xml:space="preserve">cuando tú y tus hombres atacabais a los cícones</w:t>
-      </w:r>
-      <w:r>
-        <w:br/>
-      </w:r>
-      <w:r>
-        <w:t xml:space="preserve">en vuestro camino de regreso a casa. No tenías nada contra ellos,</w:t>
-      </w:r>
-      <w:r>
-        <w:br/>
-      </w:r>
-      <w:r>
-        <w:t xml:space="preserve">y tus barcos ya estaban llenos del botín</w:t>
-      </w:r>
-      <w:r>
-        <w:br/>
-      </w:r>
-      <w:r>
-        <w:t xml:space="preserve">de Ilión. Y sin embargo, no podías perder la oportunidad</w:t>
-      </w:r>
-      <w:r>
-        <w:br/>
-      </w:r>
-      <w:r>
-        <w:t xml:space="preserve">de saquear otra ciudad. ¿Con qué propósito?</w:t>
-      </w:r>
-      <w:r>
-        <w:br/>
-      </w:r>
-      <w:r>
-        <w:t xml:space="preserve">Los cícones se defendieron con bravura, obligándoos</w:t>
-      </w:r>
-      <w:r>
-        <w:br/>
-      </w:r>
-      <w:r>
-        <w:t xml:space="preserve">a volver al mar. Sí, robaste más joyas y más oro,</w:t>
-      </w:r>
-      <w:r>
-        <w:br/>
-      </w:r>
-      <w:r>
-        <w:t xml:space="preserve">pero el oro no es comestible y las joyas no sacian la sed.</w:t>
-      </w:r>
-      <w:r>
-        <w:br/>
-      </w:r>
-      <w:r>
-        <w:t xml:space="preserve">Peor aún, tus barcos estaban tan sobrecargados</w:t>
-      </w:r>
-      <w:r>
-        <w:br/>
-      </w:r>
-      <w:r>
-        <w:t xml:space="preserve">que te arriesgaste a naufragar. ¡Solo por avaricia! Pero en ese momento</w:t>
-      </w:r>
-      <w:r>
-        <w:br/>
-      </w:r>
-      <w:r>
-        <w:t xml:space="preserve">no viste la ironía; estabas demasiado furioso,</w:t>
-      </w:r>
-      <w:r>
-        <w:br/>
-      </w:r>
-      <w:r>
-        <w:t xml:space="preserve">lanzando a las olas tu tesoro.</w:t>
-      </w:r>
-    </w:p>
-    <w:p>
-      <w:pPr>
-        <w:pStyle w:val="BlockText"/>
-      </w:pPr>
-      <w:r>
-        <w:t xml:space="preserve">Quienes cantan tus hazañas cuentan que unas ninfas vinieron,</w:t>
-      </w:r>
-      <w:r>
-        <w:br/>
-      </w:r>
-      <w:r>
-        <w:t xml:space="preserve">pidiendo más, e hicieron enfadar a Poseidón.</w:t>
-      </w:r>
-      <w:r>
-        <w:br/>
-      </w:r>
-      <w:r>
-        <w:t xml:space="preserve">Ninfas que tú no viste, y a medida que tu fe en los dioses disminuye,</w:t>
-      </w:r>
-      <w:r>
-        <w:br/>
-      </w:r>
-      <w:r>
-        <w:t xml:space="preserve">has llegado a comprender que los hombres inventaron a los inmortales,</w:t>
-      </w:r>
-      <w:r>
-        <w:br/>
-      </w:r>
-      <w:r>
-        <w:t xml:space="preserve">para dar un sentido a sus propios errores.</w:t>
-      </w:r>
-    </w:p>
-    <w:bookmarkEnd w:id="12"/>
+    <w:bookmarkEnd w:id="11"/>
     <w:sectPr>
       <w:footnotePr>
         <w:numRestart w:val="eachSect"/>
@@ -2381,30 +1661,6 @@
       <w:r>
         <w:separator/>
       </w:r>
-    </w:p>
-  </w:footnote>
-  <w:footnote w:id="10">
-    <w:p>
-      <w:pPr>
-        <w:pStyle w:val="FootnoteText"/>
-      </w:pPr>
-      <w:r>
-        <w:rPr>
-          <w:rStyle w:val="FootnoteReference"/>
-        </w:rPr>
-        <w:footnoteRef/>
-      </w:r>
-      <w:r>
-        <w:t xml:space="preserve"> </w:t>
-      </w:r>
-      <w:hyperlink r:id="rId11">
-        <w:r>
-          <w:rPr>
-            <w:rStyle w:val="Hyperlink"/>
-          </w:rPr>
-          <w:t xml:space="preserve">https://eolasediciones.es/libro/abandonando-itaca-leaving-ithaca/</w:t>
-        </w:r>
-      </w:hyperlink>
     </w:p>
   </w:footnote>
 </w:footnotes>
